--- a/eng/docx/07.content.docx
+++ b/eng/docx/07.content.docx
@@ -13228,19 +13228,7 @@
         <w:rPr>
           <w:lang w:val="en_US" w:bidi="en_US"/>
         </w:rPr>
-        <w:t xml:space="preserve">; see also </w:t>
-      </w:r>
-      <w:r>
-        <w:rPr>
-          <w:lang w:val="en_US" w:bidi="en_US"/>
-        </w:rPr>
-        <w:t>Deuteronomy Book Introduction</w:t>
-      </w:r>
-      <w:r>
-        <w:rPr>
-          <w:lang w:val="en_US" w:bidi="en_US"/>
-        </w:rPr>
-        <w:t>, “Literary Form”).</w:t>
+        <w:t>; see also Deuteronomy Book Introduction, “Literary Form”).</w:t>
       </w:r>
       <w:r>
         <w:rPr>
@@ -13617,19 +13605,7 @@
         <w:rPr>
           <w:lang w:val="en_US" w:bidi="en_US"/>
         </w:rPr>
-        <w:t xml:space="preserve">Whether the conquest and settlement happened in the 1400s BC or the 1200s BC (see </w:t>
-      </w:r>
-      <w:r>
-        <w:rPr>
-          <w:lang w:val="en_US" w:bidi="en_US"/>
-        </w:rPr>
-        <w:t>Judges Book Introduction</w:t>
-      </w:r>
-      <w:r>
-        <w:rPr>
-          <w:lang w:val="en_US" w:bidi="en_US"/>
-        </w:rPr>
-        <w:t>, “Chronology of the Judges Era”), Jephthah’s 300 years is likely an estimate.</w:t>
+        <w:t>Whether the conquest and settlement happened in the 1400s BC or the 1200s BC (see Judges Book Introduction, “Chronology of the Judges Era”), Jephthah’s 300 years is likely an estimate.</w:t>
       </w:r>
       <w:r>
         <w:rPr>
@@ -14506,19 +14482,7 @@
         <w:rPr>
           <w:lang w:val="en_US" w:bidi="en_US"/>
         </w:rPr>
-        <w:t xml:space="preserve">If this was the northern Bethlehem in Zebulun, it fits the structure of Judges. Each tribe provides one of the twelve judges (see </w:t>
-      </w:r>
-      <w:r>
-        <w:rPr>
-          <w:lang w:val="en_US" w:bidi="en_US"/>
-        </w:rPr>
-        <w:t>Judges Book Introduction</w:t>
-      </w:r>
-      <w:r>
-        <w:rPr>
-          <w:lang w:val="en_US" w:bidi="en_US"/>
-        </w:rPr>
-        <w:t>, “Summary”).</w:t>
+        <w:t>If this was the northern Bethlehem in Zebulun, it fits the structure of Judges. Each tribe provides one of the twelve judges (see Judges Book Introduction, “Summary”).</w:t>
       </w:r>
       <w:r>
         <w:rPr>
